--- a/firequote/quotes/templates_docs/protection_both.docx
+++ b/firequote/quotes/templates_docs/protection_both.docx
@@ -85,7 +85,7 @@
           <w:b/>
           <w:lang w:val="en-US"/>
         </w:rPr>
-        <w:t xml:space="preserve">      {{ quote_number }}</w:t>
+        <w:t xml:space="preserve">    {{ quote_number }}</w:t>
       </w:r>
     </w:p>
     <w:p>
